--- a/docs/studyguides/arithmeticoncomplexnumbers.docx
+++ b/docs/studyguides/arithmeticoncomplexnumbers.docx
@@ -4679,7 +4679,7 @@
         </m:r>
       </m:oMath>
       <w:r>
-        <w:t xml:space="preserve">. (For more information on this please see [Guide: Introduction to expanding brackets]).</w:t>
+        <w:t xml:space="preserve">. (For more information on this please see [Guide: Expanding brackets]).</w:t>
       </w:r>
     </w:p>
     <w:p>
@@ -8951,7 +8951,7 @@
               <w:t xml:space="preserve">rotation</w:t>
             </w:r>
             <w:r>
-              <w:t xml:space="preserve">. The reason for this is due to the deep relationship between complex numbers and trigonometry. See [Guide: Modulus-argument form for complex numbers] for more.</w:t>
+              <w:t xml:space="preserve">. The reason for this is due to the deep relationship between complex numbers and trigonometry. See [Guide: Modulus-argument form of complex numbers] for more.</w:t>
             </w:r>
           </w:p>
           <w:p/>
